--- a/case_study/session_materials/10_CaseStudy_CheatSheet_Session5.docx
+++ b/case_study/session_materials/10_CaseStudy_CheatSheet_Session5.docx
@@ -756,6 +756,590 @@
         <w:spacing w:after="120"/>
       </w:pPr>
       <w:r>
+        <w:rPr/>
+        <w:t xml:space="preserve"/>
+      </w:r>
+    </w:p>
+    <w:p>
+      <w:pPr>
+        <w:spacing w:after="120"/>
+      </w:pPr>
+      <w:r>
+        <w:rPr/>
+        <w:t xml:space="preserve">___________________________________________________________________________</w:t>
+      </w:r>
+    </w:p>
+    <w:p>
+      <w:pPr>
+        <w:spacing w:after="120"/>
+      </w:pPr>
+      <w:r>
+        <w:rPr/>
+        <w:t xml:space="preserve">___________________________________________________________________________</w:t>
+      </w:r>
+    </w:p>
+    <w:p>
+      <w:pPr>
+        <w:spacing w:after="120"/>
+      </w:pPr>
+      <w:r>
+        <w:rPr>
+          <w:i/>
+        </w:rPr>
+        <w:t xml:space="preserve">What pattern emerges? Where is the ToC strongest? Where is it weakest?</w:t>
+      </w:r>
+    </w:p>
+    <w:p>
+      <w:pPr>
+        <w:spacing w:after="120"/>
+      </w:pPr>
+      <w:r>
+        <w:rPr>
+          <w:b/>
+        </w:rPr>
+        <w:t xml:space="preserve">SYNTHESIS: Overall, how many assumptions held / partially held / violated?</w:t>
+      </w:r>
+    </w:p>
+    <w:p>
+      <w:pPr>
+        <w:spacing w:after="120"/>
+      </w:pPr>
+      <w:r>
+        <w:rPr/>
+        <w:t xml:space="preserve"/>
+      </w:r>
+    </w:p>
+    <w:p>
+      <w:pPr>
+        <w:spacing w:after="120"/>
+      </w:pPr>
+      <w:r>
+        <w:rPr>
+          <w:color w:val="999999"/>
+        </w:rPr>
+        <w:t xml:space="preserve">─────────────────────────────────────────────────────────────────────────</w:t>
+      </w:r>
+    </w:p>
+    <w:p>
+      <w:pPr>
+        <w:spacing w:after="120"/>
+      </w:pPr>
+      <w:r>
+        <w:rPr/>
+        <w:t xml:space="preserve">Implication for contribution claim: ____________________________________</w:t>
+      </w:r>
+    </w:p>
+    <w:p>
+      <w:pPr>
+        <w:spacing w:after="120"/>
+      </w:pPr>
+      <w:r>
+        <w:rPr/>
+        <w:t xml:space="preserve">Status:  [ ] Held   [ ] Partially held   [ ] Violated</w:t>
+      </w:r>
+    </w:p>
+    <w:p>
+      <w:pPr>
+        <w:spacing w:after="120"/>
+      </w:pPr>
+      <w:r>
+        <w:rPr/>
+        <w:t xml:space="preserve">Evidence (Qualitative): ________________________________________________</w:t>
+      </w:r>
+    </w:p>
+    <w:p>
+      <w:pPr>
+        <w:spacing w:after="120"/>
+      </w:pPr>
+      <w:r>
+        <w:rPr/>
+        <w:t xml:space="preserve">Evidence (Quantitative): _______________________________________________</w:t>
+      </w:r>
+    </w:p>
+    <w:p>
+      <w:pPr>
+        <w:spacing w:after="120"/>
+      </w:pPr>
+      <w:r>
+        <w:rPr>
+          <w:b/>
+        </w:rPr>
+        <w:t xml:space="preserve">ASSUMPTION 8: No overwhelming adversities swamp parenting improvements</w:t>
+      </w:r>
+    </w:p>
+    <w:p>
+      <w:pPr>
+        <w:spacing w:after="120"/>
+      </w:pPr>
+      <w:r>
+        <w:rPr>
+          <w:color w:val="999999"/>
+        </w:rPr>
+        <w:t xml:space="preserve">─────────────────────────────────────────────────────────────────────────</w:t>
+      </w:r>
+    </w:p>
+    <w:p>
+      <w:pPr>
+        <w:spacing w:after="120"/>
+      </w:pPr>
+      <w:r>
+        <w:rPr/>
+        <w:t xml:space="preserve">Implication for contribution claim: ____________________________________</w:t>
+      </w:r>
+    </w:p>
+    <w:p>
+      <w:pPr>
+        <w:spacing w:after="120"/>
+      </w:pPr>
+      <w:r>
+        <w:rPr/>
+        <w:t xml:space="preserve">Status:  [ ] Held   [ ] Partially held   [ ] Violated</w:t>
+      </w:r>
+    </w:p>
+    <w:p>
+      <w:pPr>
+        <w:spacing w:after="120"/>
+      </w:pPr>
+      <w:r>
+        <w:rPr/>
+        <w:t xml:space="preserve">Evidence (Qualitative): ________________________________________________</w:t>
+      </w:r>
+    </w:p>
+    <w:p>
+      <w:pPr>
+        <w:spacing w:after="120"/>
+      </w:pPr>
+      <w:r>
+        <w:rPr/>
+        <w:t xml:space="preserve">Evidence (Quantitative): _______________________________________________</w:t>
+      </w:r>
+    </w:p>
+    <w:p>
+      <w:pPr>
+        <w:spacing w:after="120"/>
+      </w:pPr>
+      <w:r>
+        <w:rPr>
+          <w:b/>
+        </w:rPr>
+        <w:t xml:space="preserve">ASSUMPTION 7: Dosage and quality of changed interaction is sufficient</w:t>
+      </w:r>
+    </w:p>
+    <w:p>
+      <w:pPr>
+        <w:spacing w:after="120"/>
+      </w:pPr>
+      <w:r>
+        <w:rPr>
+          <w:color w:val="999999"/>
+        </w:rPr>
+        <w:t xml:space="preserve">─────────────────────────────────────────────────────────────────────────</w:t>
+      </w:r>
+    </w:p>
+    <w:p>
+      <w:pPr>
+        <w:spacing w:after="120"/>
+      </w:pPr>
+      <w:r>
+        <w:rPr/>
+        <w:t xml:space="preserve">Implication for contribution claim: ____________________________________</w:t>
+      </w:r>
+    </w:p>
+    <w:p>
+      <w:pPr>
+        <w:spacing w:after="120"/>
+      </w:pPr>
+      <w:r>
+        <w:rPr/>
+        <w:t xml:space="preserve">Status:  [ ] Held   [ ] Partially held   [ ] Violated</w:t>
+      </w:r>
+    </w:p>
+    <w:p>
+      <w:pPr>
+        <w:spacing w:after="120"/>
+      </w:pPr>
+      <w:r>
+        <w:rPr/>
+        <w:t xml:space="preserve">Evidence (Qualitative): ________________________________________________</w:t>
+      </w:r>
+    </w:p>
+    <w:p>
+      <w:pPr>
+        <w:spacing w:after="120"/>
+      </w:pPr>
+      <w:r>
+        <w:rPr/>
+        <w:t xml:space="preserve">Evidence (Quantitative): _______________________________________________</w:t>
+      </w:r>
+    </w:p>
+    <w:p>
+      <w:pPr>
+        <w:spacing w:after="120"/>
+      </w:pPr>
+      <w:r>
+        <w:rPr>
+          <w:b/>
+        </w:rPr>
+        <w:t xml:space="preserve">ASSUMPTION 6: Changed behavior sustains after program ends</w:t>
+      </w:r>
+    </w:p>
+    <w:p>
+      <w:pPr>
+        <w:spacing w:after="120"/>
+      </w:pPr>
+      <w:r>
+        <w:rPr>
+          <w:color w:val="999999"/>
+        </w:rPr>
+        <w:t xml:space="preserve">─────────────────────────────────────────────────────────────────────────</w:t>
+      </w:r>
+    </w:p>
+    <w:p>
+      <w:pPr>
+        <w:spacing w:after="120"/>
+      </w:pPr>
+      <w:r>
+        <w:rPr/>
+        <w:t xml:space="preserve">Implication for contribution claim: ____________________________________</w:t>
+      </w:r>
+    </w:p>
+    <w:p>
+      <w:pPr>
+        <w:spacing w:after="120"/>
+      </w:pPr>
+      <w:r>
+        <w:rPr/>
+        <w:t xml:space="preserve">Status:  [ ] Held   [ ] Partially held   [ ] Violated</w:t>
+      </w:r>
+    </w:p>
+    <w:p>
+      <w:pPr>
+        <w:spacing w:after="120"/>
+      </w:pPr>
+      <w:r>
+        <w:rPr/>
+        <w:t xml:space="preserve">Evidence (Qualitative): ________________________________________________</w:t>
+      </w:r>
+    </w:p>
+    <w:p>
+      <w:pPr>
+        <w:spacing w:after="120"/>
+      </w:pPr>
+      <w:r>
+        <w:rPr/>
+        <w:t xml:space="preserve">Evidence (Quantitative): _______________________________________________</w:t>
+      </w:r>
+    </w:p>
+    <w:p>
+      <w:pPr>
+        <w:spacing w:after="120"/>
+      </w:pPr>
+      <w:r>
+        <w:rPr>
+          <w:b/>
+        </w:rPr>
+        <w:t xml:space="preserve">ASSUMPTION 5: Knowledge/skills translate to daily practice</w:t>
+      </w:r>
+    </w:p>
+    <w:p>
+      <w:pPr>
+        <w:spacing w:after="120"/>
+      </w:pPr>
+      <w:r>
+        <w:rPr>
+          <w:color w:val="999999"/>
+        </w:rPr>
+        <w:t xml:space="preserve">─────────────────────────────────────────────────────────────────────────</w:t>
+      </w:r>
+    </w:p>
+    <w:p>
+      <w:pPr>
+        <w:spacing w:after="120"/>
+      </w:pPr>
+      <w:r>
+        <w:rPr/>
+        <w:t xml:space="preserve">Implication for contribution claim: ____________________________________</w:t>
+      </w:r>
+    </w:p>
+    <w:p>
+      <w:pPr>
+        <w:spacing w:after="120"/>
+      </w:pPr>
+      <w:r>
+        <w:rPr/>
+        <w:t xml:space="preserve">Status:  [ ] Held   [ ] Partially held   [ ] Violated</w:t>
+      </w:r>
+    </w:p>
+    <w:p>
+      <w:pPr>
+        <w:spacing w:after="120"/>
+      </w:pPr>
+      <w:r>
+        <w:rPr/>
+        <w:t xml:space="preserve">Evidence (Qualitative): ________________________________________________</w:t>
+      </w:r>
+    </w:p>
+    <w:p>
+      <w:pPr>
+        <w:spacing w:after="120"/>
+      </w:pPr>
+      <w:r>
+        <w:rPr/>
+        <w:t xml:space="preserve">Evidence (Quantitative): _______________________________________________</w:t>
+      </w:r>
+    </w:p>
+    <w:p>
+      <w:pPr>
+        <w:spacing w:after="120"/>
+      </w:pPr>
+      <w:r>
+        <w:rPr>
+          <w:b/>
+        </w:rPr>
+        <w:t xml:space="preserve">ASSUMPTION 4: Caregivers attend regularly (≥70% of sessions)</w:t>
+      </w:r>
+    </w:p>
+    <w:p>
+      <w:pPr>
+        <w:spacing w:after="120"/>
+      </w:pPr>
+      <w:r>
+        <w:rPr>
+          <w:color w:val="999999"/>
+        </w:rPr>
+        <w:t xml:space="preserve">─────────────────────────────────────────────────────────────────────────</w:t>
+      </w:r>
+    </w:p>
+    <w:p>
+      <w:pPr>
+        <w:spacing w:after="120"/>
+      </w:pPr>
+      <w:r>
+        <w:rPr/>
+        <w:t xml:space="preserve">Implication for contribution claim: ____________________________________</w:t>
+      </w:r>
+    </w:p>
+    <w:p>
+      <w:pPr>
+        <w:spacing w:after="120"/>
+      </w:pPr>
+      <w:r>
+        <w:rPr/>
+        <w:t xml:space="preserve">Status:  [ ] Held   [ ] Partially held   [ ] Violated</w:t>
+      </w:r>
+    </w:p>
+    <w:p>
+      <w:pPr>
+        <w:spacing w:after="120"/>
+      </w:pPr>
+      <w:r>
+        <w:rPr/>
+        <w:t xml:space="preserve">Evidence (Qualitative): ________________________________________________</w:t>
+      </w:r>
+    </w:p>
+    <w:p>
+      <w:pPr>
+        <w:spacing w:after="120"/>
+      </w:pPr>
+      <w:r>
+        <w:rPr/>
+        <w:t xml:space="preserve">Evidence (Quantitative): _______________________________________________</w:t>
+      </w:r>
+    </w:p>
+    <w:p>
+      <w:pPr>
+        <w:spacing w:after="120"/>
+      </w:pPr>
+      <w:r>
+        <w:rPr>
+          <w:b/>
+        </w:rPr>
+        <w:t xml:space="preserve">ASSUMPTION 3: Health centers have capacity to add services</w:t>
+      </w:r>
+    </w:p>
+    <w:p>
+      <w:pPr>
+        <w:spacing w:after="120"/>
+      </w:pPr>
+      <w:r>
+        <w:rPr>
+          <w:color w:val="999999"/>
+        </w:rPr>
+        <w:t xml:space="preserve">─────────────────────────────────────────────────────────────────────────</w:t>
+      </w:r>
+    </w:p>
+    <w:p>
+      <w:pPr>
+        <w:spacing w:after="120"/>
+      </w:pPr>
+      <w:r>
+        <w:rPr/>
+        <w:t xml:space="preserve">Implication for contribution claim: ____________________________________</w:t>
+      </w:r>
+    </w:p>
+    <w:p>
+      <w:pPr>
+        <w:spacing w:after="120"/>
+      </w:pPr>
+      <w:r>
+        <w:rPr/>
+        <w:t xml:space="preserve">Status:  [ ] Held   [ ] Partially held   [ ] Violated</w:t>
+      </w:r>
+    </w:p>
+    <w:p>
+      <w:pPr>
+        <w:spacing w:after="120"/>
+      </w:pPr>
+      <w:r>
+        <w:rPr/>
+        <w:t xml:space="preserve">Evidence (Qualitative): ________________________________________________</w:t>
+      </w:r>
+    </w:p>
+    <w:p>
+      <w:pPr>
+        <w:spacing w:after="120"/>
+      </w:pPr>
+      <w:r>
+        <w:rPr/>
+        <w:t xml:space="preserve">Evidence (Quantitative): _______________________________________________</w:t>
+      </w:r>
+    </w:p>
+    <w:p>
+      <w:pPr>
+        <w:spacing w:after="120"/>
+      </w:pPr>
+      <w:r>
+        <w:rPr>
+          <w:b/>
+        </w:rPr>
+        <w:t xml:space="preserve">ASSUMPTION 2: Municipalities provide space and logistical support</w:t>
+      </w:r>
+    </w:p>
+    <w:p>
+      <w:pPr>
+        <w:spacing w:after="120"/>
+      </w:pPr>
+      <w:r>
+        <w:rPr>
+          <w:color w:val="999999"/>
+        </w:rPr>
+        <w:t xml:space="preserve">─────────────────────────────────────────────────────────────────────────</w:t>
+      </w:r>
+    </w:p>
+    <w:p>
+      <w:pPr>
+        <w:spacing w:after="120"/>
+      </w:pPr>
+      <w:r>
+        <w:rPr/>
+        <w:t xml:space="preserve">Implication for contribution claim: ____________________________________</w:t>
+      </w:r>
+    </w:p>
+    <w:p>
+      <w:pPr>
+        <w:spacing w:after="120"/>
+      </w:pPr>
+      <w:r>
+        <w:rPr/>
+        <w:t xml:space="preserve">Status:  [ ] Held   [ ] Partially held   [ ] Violated</w:t>
+      </w:r>
+    </w:p>
+    <w:p>
+      <w:pPr>
+        <w:spacing w:after="120"/>
+      </w:pPr>
+      <w:r>
+        <w:rPr/>
+        <w:t xml:space="preserve">Evidence (Qualitative): ________________________________________________</w:t>
+      </w:r>
+    </w:p>
+    <w:p>
+      <w:pPr>
+        <w:spacing w:after="120"/>
+      </w:pPr>
+      <w:r>
+        <w:rPr/>
+        <w:t xml:space="preserve">Evidence (Quantitative): _______________________________________________</w:t>
+      </w:r>
+    </w:p>
+    <w:p>
+      <w:pPr>
+        <w:spacing w:after="120"/>
+      </w:pPr>
+      <w:r>
+        <w:rPr>
+          <w:b/>
+        </w:rPr>
+        <w:t xml:space="preserve">ASSUMPTION 1: Facilitators can be recruited, trained, and retained</w:t>
+      </w:r>
+    </w:p>
+    <w:p>
+      <w:pPr>
+        <w:spacing w:after="120"/>
+      </w:pPr>
+      <w:r>
+        <w:rPr>
+          <w:color w:val="999999"/>
+        </w:rPr>
+        <w:t xml:space="preserve">─────────────────────────────────────────────────────────────────────────</w:t>
+      </w:r>
+    </w:p>
+    <w:p>
+      <w:pPr>
+        <w:spacing w:after="120"/>
+      </w:pPr>
+      <w:r>
+        <w:rPr/>
+        <w:t xml:space="preserve"/>
+      </w:r>
+    </w:p>
+    <w:p>
+      <w:pPr>
+        <w:spacing w:after="120"/>
+      </w:pPr>
+      <w:r>
+        <w:rPr>
+          <w:i/>
+        </w:rPr>
+        <w:t xml:space="preserve">Instructions: Complete one row per critical assumption from Session 1. For each assumption, summarize the quantitative and qualitative evidence, assess its status, and state the implication for the contribution claim.</w:t>
+      </w:r>
+    </w:p>
+    <w:p>
+      <w:pPr>
+        <w:spacing w:after="120"/>
+      </w:pPr>
+      <w:r>
+        <w:rPr/>
+        <w:t xml:space="preserve"/>
+      </w:r>
+    </w:p>
+    <w:p>
+      <w:pPr>
+        <w:spacing w:after="120"/>
+      </w:pPr>
+      <w:r>
+        <w:rPr>
+          <w:b/>
+          <w:sz w:val="22"/>
+          <w:color w:val="1F4E79"/>
+        </w:rPr>
+        <w:t xml:space="preserve">PARTICIPANT TEMPLATE — ASSUMPTION ASSESSMENT TABLE</w:t>
+      </w:r>
+    </w:p>
+    <w:p>
+      <w:pPr>
+        <w:spacing w:after="120"/>
+      </w:pPr>
+      <w:r>
+        <w:rPr/>
+        <w:t xml:space="preserve"/>
+      </w:r>
+    </w:p>
+    <w:p>
+      <w:pPr>
+        <w:spacing w:after="120"/>
+      </w:pPr>
+      <w:r>
         <w:rPr>
           <w:b/>
           <w:bCs/>
@@ -1066,6 +1650,472 @@
       </w:r>
     </w:p>
     <w:p/>
+    <w:p>
+      <w:pPr>
+        <w:spacing w:after="120"/>
+      </w:pPr>
+      <w:r>
+        <w:rPr/>
+        <w:t xml:space="preserve"/>
+      </w:r>
+    </w:p>
+    <w:p>
+      <w:pPr>
+        <w:spacing w:after="120"/>
+      </w:pPr>
+      <w:r>
+        <w:rPr/>
+        <w:t xml:space="preserve">Main limitation or caveat: _____________________________________________</w:t>
+      </w:r>
+    </w:p>
+    <w:p>
+      <w:pPr>
+        <w:spacing w:after="120"/>
+      </w:pPr>
+      <w:r>
+        <w:rPr/>
+        <w:t xml:space="preserve">Key strength of the claim: _____________________________________________</w:t>
+      </w:r>
+    </w:p>
+    <w:p>
+      <w:pPr>
+        <w:spacing w:after="120"/>
+      </w:pPr>
+      <w:r>
+        <w:rPr/>
+        <w:t xml:space="preserve"/>
+      </w:r>
+    </w:p>
+    <w:p>
+      <w:pPr>
+        <w:spacing w:after="120"/>
+      </w:pPr>
+      <w:r>
+        <w:rPr/>
+        <w:t xml:space="preserve">________________________________________________________________________</w:t>
+      </w:r>
+    </w:p>
+    <w:p>
+      <w:pPr>
+        <w:spacing w:after="120"/>
+      </w:pPr>
+      <w:r>
+        <w:rPr/>
+        <w:t xml:space="preserve">________________________________________________________________________</w:t>
+      </w:r>
+    </w:p>
+    <w:p>
+      <w:pPr>
+        <w:spacing w:after="120"/>
+      </w:pPr>
+      <w:r>
+        <w:rPr/>
+        <w:t xml:space="preserve">Justification (2–3 sentences): _________________________________________</w:t>
+      </w:r>
+    </w:p>
+    <w:p>
+      <w:pPr>
+        <w:spacing w:after="120"/>
+      </w:pPr>
+      <w:r>
+        <w:rPr/>
+        <w:t xml:space="preserve"/>
+      </w:r>
+    </w:p>
+    <w:p>
+      <w:pPr>
+        <w:spacing w:after="120"/>
+      </w:pPr>
+      <w:r>
+        <w:rPr>
+          <w:b/>
+        </w:rPr>
+        <w:t xml:space="preserve">Rating:  [ ] Weak   [ ] Moderate   [ ] Strong   [ ] Very Strong</w:t>
+      </w:r>
+    </w:p>
+    <w:p>
+      <w:pPr>
+        <w:spacing w:after="120"/>
+      </w:pPr>
+      <w:r>
+        <w:rPr/>
+        <w:t xml:space="preserve"/>
+      </w:r>
+    </w:p>
+    <w:p>
+      <w:pPr>
+        <w:spacing w:after="120"/>
+      </w:pPr>
+      <w:r>
+        <w:rPr>
+          <w:b/>
+          <w:sz w:val="24"/>
+          <w:color w:val="1F4E79"/>
+        </w:rPr>
+        <w:t xml:space="preserve">OVERALL CONTRIBUTION CLAIM RATING</w:t>
+      </w:r>
+    </w:p>
+    <w:p>
+      <w:pPr>
+        <w:spacing w:after="120"/>
+      </w:pPr>
+      <w:r>
+        <w:rPr/>
+        <w:t xml:space="preserve"/>
+      </w:r>
+    </w:p>
+    <w:p>
+      <w:pPr>
+        <w:spacing w:after="120"/>
+      </w:pPr>
+      <w:r>
+        <w:rPr>
+          <w:color w:val="999999"/>
+        </w:rPr>
+        <w:t xml:space="preserve">─────────────────────────────────────────────────────────────────────────</w:t>
+      </w:r>
+    </w:p>
+    <w:p>
+      <w:pPr>
+        <w:spacing w:after="120"/>
+      </w:pPr>
+      <w:r>
+        <w:rPr/>
+        <w:t xml:space="preserve">Rating:  [ ] Weak   [ ] Moderate   [ ] Strong   [ ] Very Strong</w:t>
+      </w:r>
+    </w:p>
+    <w:p>
+      <w:pPr>
+        <w:spacing w:after="120"/>
+      </w:pPr>
+      <w:r>
+        <w:rPr/>
+        <w:t xml:space="preserve">________________________________________________________________________</w:t>
+      </w:r>
+    </w:p>
+    <w:p>
+      <w:pPr>
+        <w:spacing w:after="120"/>
+      </w:pPr>
+      <w:r>
+        <w:rPr/>
+        <w:t xml:space="preserve">Evidence summary: ______________________________________________________</w:t>
+      </w:r>
+    </w:p>
+    <w:p>
+      <w:pPr>
+        <w:spacing w:after="120"/>
+      </w:pPr>
+      <w:r>
+        <w:rPr/>
+        <w:t xml:space="preserve">Guiding question: Have alternative explanations been systematically examined and ruled out (or accounted for)?</w:t>
+      </w:r>
+    </w:p>
+    <w:p>
+      <w:pPr>
+        <w:spacing w:after="120"/>
+      </w:pPr>
+      <w:r>
+        <w:rPr>
+          <w:b/>
+        </w:rPr>
+        <w:t xml:space="preserve">CRITERION 5: ALTERNATIVES</w:t>
+      </w:r>
+    </w:p>
+    <w:p>
+      <w:pPr>
+        <w:spacing w:after="120"/>
+      </w:pPr>
+      <w:r>
+        <w:rPr>
+          <w:color w:val="999999"/>
+        </w:rPr>
+        <w:t xml:space="preserve">─────────────────────────────────────────────────────────────────────────</w:t>
+      </w:r>
+    </w:p>
+    <w:p>
+      <w:pPr>
+        <w:spacing w:after="120"/>
+      </w:pPr>
+      <w:r>
+        <w:rPr/>
+        <w:t xml:space="preserve">Rating:  [ ] Weak   [ ] Moderate   [ ] Strong   [ ] Very Strong</w:t>
+      </w:r>
+    </w:p>
+    <w:p>
+      <w:pPr>
+        <w:spacing w:after="120"/>
+      </w:pPr>
+      <w:r>
+        <w:rPr/>
+        <w:t xml:space="preserve">________________________________________________________________________</w:t>
+      </w:r>
+    </w:p>
+    <w:p>
+      <w:pPr>
+        <w:spacing w:after="120"/>
+      </w:pPr>
+      <w:r>
+        <w:rPr/>
+        <w:t xml:space="preserve">Evidence summary: ______________________________________________________</w:t>
+      </w:r>
+    </w:p>
+    <w:p>
+      <w:pPr>
+        <w:spacing w:after="120"/>
+      </w:pPr>
+      <w:r>
+        <w:rPr/>
+        <w:t xml:space="preserve">Guiding question: Do changes follow the expected temporal sequence (capability first, then behavior, then outcomes)?</w:t>
+      </w:r>
+    </w:p>
+    <w:p>
+      <w:pPr>
+        <w:spacing w:after="120"/>
+      </w:pPr>
+      <w:r>
+        <w:rPr>
+          <w:b/>
+        </w:rPr>
+        <w:t xml:space="preserve">CRITERION 4: TIMELINE</w:t>
+      </w:r>
+    </w:p>
+    <w:p>
+      <w:pPr>
+        <w:spacing w:after="120"/>
+      </w:pPr>
+      <w:r>
+        <w:rPr>
+          <w:color w:val="999999"/>
+        </w:rPr>
+        <w:t xml:space="preserve">─────────────────────────────────────────────────────────────────────────</w:t>
+      </w:r>
+    </w:p>
+    <w:p>
+      <w:pPr>
+        <w:spacing w:after="120"/>
+      </w:pPr>
+      <w:r>
+        <w:rPr/>
+        <w:t xml:space="preserve">Rating:  [ ] Weak   [ ] Moderate   [ ] Strong   [ ] Very Strong</w:t>
+      </w:r>
+    </w:p>
+    <w:p>
+      <w:pPr>
+        <w:spacing w:after="120"/>
+      </w:pPr>
+      <w:r>
+        <w:rPr/>
+        <w:t xml:space="preserve">________________________________________________________________________</w:t>
+      </w:r>
+    </w:p>
+    <w:p>
+      <w:pPr>
+        <w:spacing w:after="120"/>
+      </w:pPr>
+      <w:r>
+        <w:rPr/>
+        <w:t xml:space="preserve">Evidence summary: ______________________________________________________</w:t>
+      </w:r>
+    </w:p>
+    <w:p>
+      <w:pPr>
+        <w:spacing w:after="120"/>
+      </w:pPr>
+      <w:r>
+        <w:rPr/>
+        <w:t xml:space="preserve">Guiding question: Does more program exposure lead to better outcomes? Is there a gradient?</w:t>
+      </w:r>
+    </w:p>
+    <w:p>
+      <w:pPr>
+        <w:spacing w:after="120"/>
+      </w:pPr>
+      <w:r>
+        <w:rPr>
+          <w:b/>
+        </w:rPr>
+        <w:t xml:space="preserve">CRITERION 3: DOSE-RESPONSE</w:t>
+      </w:r>
+    </w:p>
+    <w:p>
+      <w:pPr>
+        <w:spacing w:after="120"/>
+      </w:pPr>
+      <w:r>
+        <w:rPr>
+          <w:color w:val="999999"/>
+        </w:rPr>
+        <w:t xml:space="preserve">─────────────────────────────────────────────────────────────────────────</w:t>
+      </w:r>
+    </w:p>
+    <w:p>
+      <w:pPr>
+        <w:spacing w:after="120"/>
+      </w:pPr>
+      <w:r>
+        <w:rPr/>
+        <w:t xml:space="preserve">Rating:  [ ] Weak   [ ] Moderate   [ ] Strong   [ ] Very Strong</w:t>
+      </w:r>
+    </w:p>
+    <w:p>
+      <w:pPr>
+        <w:spacing w:after="120"/>
+      </w:pPr>
+      <w:r>
+        <w:rPr/>
+        <w:t xml:space="preserve">________________________________________________________________________</w:t>
+      </w:r>
+    </w:p>
+    <w:p>
+      <w:pPr>
+        <w:spacing w:after="120"/>
+      </w:pPr>
+      <w:r>
+        <w:rPr/>
+        <w:t xml:space="preserve">Evidence summary: ______________________________________________________</w:t>
+      </w:r>
+    </w:p>
+    <w:p>
+      <w:pPr>
+        <w:spacing w:after="120"/>
+      </w:pPr>
+      <w:r>
+        <w:rPr/>
+        <w:t xml:space="preserve">Guiding question: Are the changes specific to the expected mechanisms, or could any intervention have produced them?</w:t>
+      </w:r>
+    </w:p>
+    <w:p>
+      <w:pPr>
+        <w:spacing w:after="120"/>
+      </w:pPr>
+      <w:r>
+        <w:rPr>
+          <w:b/>
+        </w:rPr>
+        <w:t xml:space="preserve">CRITERION 2: SPECIFICITY</w:t>
+      </w:r>
+    </w:p>
+    <w:p>
+      <w:pPr>
+        <w:spacing w:after="120"/>
+      </w:pPr>
+      <w:r>
+        <w:rPr>
+          <w:color w:val="999999"/>
+        </w:rPr>
+        <w:t xml:space="preserve">─────────────────────────────────────────────────────────────────────────</w:t>
+      </w:r>
+    </w:p>
+    <w:p>
+      <w:pPr>
+        <w:spacing w:after="120"/>
+      </w:pPr>
+      <w:r>
+        <w:rPr/>
+        <w:t xml:space="preserve">Rating:  [ ] Weak   [ ] Moderate   [ ] Strong   [ ] Very Strong</w:t>
+      </w:r>
+    </w:p>
+    <w:p>
+      <w:pPr>
+        <w:spacing w:after="120"/>
+      </w:pPr>
+      <w:r>
+        <w:rPr/>
+        <w:t xml:space="preserve">________________________________________________________________________</w:t>
+      </w:r>
+    </w:p>
+    <w:p>
+      <w:pPr>
+        <w:spacing w:after="120"/>
+      </w:pPr>
+      <w:r>
+        <w:rPr/>
+        <w:t xml:space="preserve">Evidence summary: ______________________________________________________</w:t>
+      </w:r>
+    </w:p>
+    <w:p>
+      <w:pPr>
+        <w:spacing w:after="120"/>
+      </w:pPr>
+      <w:r>
+        <w:rPr/>
+        <w:t xml:space="preserve">Guiding question: Do all indicators (outputs, mechanisms, behaviors, outcomes) point in the same direction?</w:t>
+      </w:r>
+    </w:p>
+    <w:p>
+      <w:pPr>
+        <w:spacing w:after="120"/>
+      </w:pPr>
+      <w:r>
+        <w:rPr>
+          <w:b/>
+        </w:rPr>
+        <w:t xml:space="preserve">CRITERION 1: CONSISTENCY</w:t>
+      </w:r>
+    </w:p>
+    <w:p>
+      <w:pPr>
+        <w:spacing w:after="120"/>
+      </w:pPr>
+      <w:r>
+        <w:rPr>
+          <w:color w:val="999999"/>
+        </w:rPr>
+        <w:t xml:space="preserve">─────────────────────────────────────────────────────────────────────────</w:t>
+      </w:r>
+    </w:p>
+    <w:p>
+      <w:pPr>
+        <w:spacing w:after="120"/>
+      </w:pPr>
+      <w:r>
+        <w:rPr/>
+        <w:t xml:space="preserve"/>
+      </w:r>
+    </w:p>
+    <w:p>
+      <w:pPr>
+        <w:spacing w:after="120"/>
+      </w:pPr>
+      <w:r>
+        <w:rPr>
+          <w:i/>
+        </w:rPr>
+        <w:t xml:space="preserve">Instructions: For each criterion, answer the guiding question using evidence from Exercises 1–3. Summarize the evidence, then rate the criterion. After completing all five rows, assign an overall contribution claim rating.</w:t>
+      </w:r>
+    </w:p>
+    <w:p>
+      <w:pPr>
+        <w:spacing w:after="120"/>
+      </w:pPr>
+      <w:r>
+        <w:rPr/>
+        <w:t xml:space="preserve"/>
+      </w:r>
+    </w:p>
+    <w:p>
+      <w:pPr>
+        <w:spacing w:after="120"/>
+      </w:pPr>
+      <w:r>
+        <w:rPr>
+          <w:b/>
+          <w:sz w:val="22"/>
+          <w:color w:val="1F4E79"/>
+        </w:rPr>
+        <w:t xml:space="preserve">PARTICIPANT TEMPLATE — CONTRIBUTION CLAIM RATING TABLE</w:t>
+      </w:r>
+    </w:p>
+    <w:p>
+      <w:pPr>
+        <w:spacing w:after="120"/>
+      </w:pPr>
+      <w:r>
+        <w:rPr/>
+        <w:t xml:space="preserve"/>
+      </w:r>
+    </w:p>
     <w:p>
       <w:pPr>
         <w:spacing w:after="120"/>
